--- a/backend/temas_archivos/examen_6/matematica_i/matematica_i_pregunta_10.docx
+++ b/backend/temas_archivos/examen_6/matematica_i/matematica_i_pregunta_10.docx
@@ -1,512 +1,512 @@
 
 <file path=word/document.xml><?xml version="1.0" encoding="utf-8"?>
-<ns0:document xmlns:ns0="http://schemas.openxmlformats.org/wordprocessingml/2006/main" xmlns:ns1="http://schemas.openxmlformats.org/markup-compatibility/2006" xmlns:ns10="urn:schemas-microsoft-com:vml" xmlns:ns11="urn:schemas-microsoft-com:office:office" xmlns:ns12="urn:schemas-microsoft-com:office:word" xmlns:ns13="http://schemas.openxmlformats.org/officeDocument/2006/math" xmlns:ns2="http://schemas.microsoft.com/office/word/2010/wordml" xmlns:ns3="http://schemas.openxmlformats.org/drawingml/2006/wordprocessingDrawing" xmlns:ns4="http://schemas.microsoft.com/office/word/2010/wordprocessingDrawing" xmlns:ns5="http://schemas.openxmlformats.org/drawingml/2006/main" xmlns:ns6="http://schemas.microsoft.com/office/word/2010/wordprocessingGroup" xmlns:ns7="http://schemas.openxmlformats.org/drawingml/2006/picture" xmlns:ns8="http://schemas.openxmlformats.org/officeDocument/2006/relationships" xmlns:ns9="http://schemas.microsoft.com/office/drawing/2010/main" ns1:Ignorable="w14 w15 w16se w16cid w16 w16cex w16sdtdh w16sdtfl w16du wp14">
-  <ns0:body>
-    <ns0:p ns2:paraId="506D8B8C" ns2:textId="77777777">
-      <ns0:pPr>
-        <ns0:pStyle ns0:val="Prrafodelista"/>
-        <ns0:numPr>
-          <ns0:ilvl ns0:val="0"/>
-          <ns0:numId ns0:val="1"/>
-        </ns0:numPr>
-        <ns0:jc ns0:val="both"/>
-        <ns0:rPr>
-          <ns0:rFonts ns0:ascii="Times New Roman" ns0:hAnsi="Times New Roman" ns0:cs="Times New Roman"/>
-          <ns0:sz ns0:val="24"/>
-          <ns0:szCs ns0:val="24"/>
-        </ns0:rPr>
-      </ns0:pPr>
-      <ns0:r>
-        <ns0:rPr>
-          <ns0:rFonts ns0:ascii="Times New Roman" ns0:hAnsi="Times New Roman" ns0:cs="Times New Roman"/>
-          <ns0:noProof/>
-          <ns0:sz ns0:val="24"/>
-          <ns0:szCs ns0:val="24"/>
-          <ns0:lang ns0:eastAsia="es-PE"/>
-        </ns0:rPr>
-        <ns0:lastRenderedPageBreak/>
-        <ns1:AlternateContent>
-          <ns1:Choice Requires="wpg">
-            <ns0:drawing>
-              <ns3:anchor distT="0" distB="0" distL="114300" distR="114300" simplePos="0" relativeHeight="251664384" behindDoc="0" locked="0" layoutInCell="1" allowOverlap="1" ns4:anchorId="56F860A7" ns4:editId="11A0DAE3">
-                <ns3:simplePos x="0" y="0"/>
-                <ns3:positionH relativeFrom="column">
-                  <ns3:posOffset>-69037</ns3:posOffset>
-                </ns3:positionH>
-                <ns3:positionV relativeFrom="paragraph">
-                  <ns3:posOffset>301117</ns3:posOffset>
-                </ns3:positionV>
-                <ns3:extent cx="6918579" cy="5587670"/>
-                <ns3:effectExtent l="0" t="0" r="0" b="0"/>
-                <ns3:wrapSquare wrapText="bothSides"/>
-                <ns3:docPr id="1" name="Grupo 1"/>
-                <ns3:cNvGraphicFramePr/>
-                <ns5:graphic>
-                  <ns5:graphicData uri="http://schemas.microsoft.com/office/word/2010/wordprocessingGroup">
+<w:document xmlns:a="http://schemas.openxmlformats.org/drawingml/2006/main" xmlns:m="http://schemas.openxmlformats.org/officeDocument/2006/math" xmlns:mc="http://schemas.openxmlformats.org/markup-compatibility/2006" xmlns:ns12="urn:schemas-microsoft-com:office:word" xmlns:ns2="http://schemas.microsoft.com/office/word/2010/wordml" xmlns:ns4="http://schemas.microsoft.com/office/word/2010/wordprocessingDrawing" xmlns:ns6="http://schemas.microsoft.com/office/word/2010/wordprocessingGroup" xmlns:ns9="http://schemas.microsoft.com/office/drawing/2010/main" xmlns:o="urn:schemas-microsoft-com:office:office" xmlns:pic="http://schemas.openxmlformats.org/drawingml/2006/picture" xmlns:r="http://schemas.openxmlformats.org/officeDocument/2006/relationships" xmlns:v="urn:schemas-microsoft-com:vml" xmlns:w="http://schemas.openxmlformats.org/wordprocessingml/2006/main" xmlns:wp="http://schemas.openxmlformats.org/drawingml/2006/wordprocessingDrawing" mc:Ignorable="w14 w15 w16se w16cid w16 w16cex w16sdtdh w16sdtfl w16du wp14">
+  <w:body>
+    <w:p ns2:paraId="506D8B8C" ns2:textId="77777777">
+      <w:pPr>
+        <w:pStyle w:val="Prrafodelista"/>
+        <w:numPr>
+          <w:ilvl w:val="0"/>
+          <w:numId w:val="1"/>
+        </w:numPr>
+        <w:jc w:val="both"/>
+        <w:rPr>
+          <w:rFonts w:ascii="Times New Roman" w:hAnsi="Times New Roman" w:cs="Times New Roman"/>
+          <w:sz w:val="24"/>
+          <w:szCs w:val="24"/>
+        </w:rPr>
+      </w:pPr>
+      <w:r>
+        <w:rPr>
+          <w:rFonts w:ascii="Times New Roman" w:hAnsi="Times New Roman" w:cs="Times New Roman"/>
+          <w:noProof/>
+          <w:sz w:val="24"/>
+          <w:szCs w:val="24"/>
+          <w:lang w:eastAsia="es-PE"/>
+        </w:rPr>
+        <w:lastRenderedPageBreak/>
+        <mc:AlternateContent>
+          <mc:Choice Requires="wpg">
+            <w:drawing>
+              <wp:anchor distT="0" distB="0" distL="114300" distR="114300" simplePos="0" relativeHeight="251664384" behindDoc="0" locked="0" layoutInCell="1" allowOverlap="1" ns4:anchorId="56F860A7" ns4:editId="11A0DAE3">
+                <wp:simplePos x="0" y="0"/>
+                <wp:positionH relativeFrom="column">
+                  <wp:posOffset>-69037</wp:posOffset>
+                </wp:positionH>
+                <wp:positionV relativeFrom="paragraph">
+                  <wp:posOffset>301117</wp:posOffset>
+                </wp:positionV>
+                <wp:extent cx="6918579" cy="5587670"/>
+                <wp:effectExtent l="0" t="0" r="0" b="0"/>
+                <wp:wrapSquare wrapText="bothSides"/>
+                <wp:docPr id="1" name="Grupo 1"/>
+                <wp:cNvGraphicFramePr/>
+                <a:graphic>
+                  <a:graphicData uri="http://schemas.microsoft.com/office/word/2010/wordprocessingGroup">
                     <ns6:wgp>
                       <ns6:cNvGrpSpPr/>
                       <ns6:grpSpPr>
-                        <ns5:xfrm>
-                          <ns5:off x="0" y="0"/>
-                          <ns5:ext cx="6918579" cy="5587670"/>
-                          <ns5:chOff x="0" y="0"/>
-                          <ns5:chExt cx="6918579" cy="5587670"/>
-                        </ns5:xfrm>
+                        <a:xfrm>
+                          <a:off x="0" y="0"/>
+                          <a:ext cx="6918579" cy="5587670"/>
+                          <a:chOff x="0" y="0"/>
+                          <a:chExt cx="6918579" cy="5587670"/>
+                        </a:xfrm>
                       </ns6:grpSpPr>
-                      <ns7:pic>
-                        <ns7:nvPicPr>
-                          <ns7:cNvPr id="2" name="Imagen 2"/>
-                          <ns7:cNvPicPr>
-                            <ns5:picLocks noChangeAspect="1"/>
-                          </ns7:cNvPicPr>
-                        </ns7:nvPicPr>
-                        <ns7:blipFill>
-                          <ns5:blip ns8:embed="rId9" cstate="print">
-                            <ns5:extLst>
-                              <ns5:ext uri="{28A0092B-C50C-407E-A947-70E740481C1C}">
+                      <pic:pic>
+                        <pic:nvPicPr>
+                          <pic:cNvPr id="2" name="Imagen 2"/>
+                          <pic:cNvPicPr>
+                            <a:picLocks noChangeAspect="1"/>
+                          </pic:cNvPicPr>
+                        </pic:nvPicPr>
+                        <pic:blipFill>
+                          <a:blip r:embed="rId9" cstate="print">
+                            <a:extLst>
+                              <a:ext uri="{28A0092B-C50C-407E-A947-70E740481C1C}">
                                 <ns9:useLocalDpi val="0"/>
-                              </ns5:ext>
-                            </ns5:extLst>
-                          </ns5:blip>
-                          <ns5:stretch>
-                            <ns5:fillRect/>
-                          </ns5:stretch>
-                        </ns7:blipFill>
-                        <ns7:spPr>
-                          <ns5:xfrm>
-                            <ns5:off x="0" y="0"/>
-                            <ns5:ext cx="1895475" cy="2531110"/>
-                          </ns5:xfrm>
-                          <ns5:prstGeom prst="rect">
-                            <ns5:avLst/>
-                          </ns5:prstGeom>
-                        </ns7:spPr>
-                      </ns7:pic>
-                      <ns7:pic>
-                        <ns7:nvPicPr>
-                          <ns7:cNvPr id="3" name="Imagen 3"/>
-                          <ns7:cNvPicPr>
-                            <ns5:picLocks noChangeAspect="1"/>
-                          </ns7:cNvPicPr>
-                        </ns7:nvPicPr>
-                        <ns7:blipFill>
-                          <ns5:blip ns8:embed="rId10" cstate="print">
-                            <ns5:extLst>
-                              <ns5:ext uri="{28A0092B-C50C-407E-A947-70E740481C1C}">
+                              </a:ext>
+                            </a:extLst>
+                          </a:blip>
+                          <a:stretch>
+                            <a:fillRect/>
+                          </a:stretch>
+                        </pic:blipFill>
+                        <pic:spPr>
+                          <a:xfrm>
+                            <a:off x="0" y="0"/>
+                            <a:ext cx="1895475" cy="2531110"/>
+                          </a:xfrm>
+                          <a:prstGeom prst="rect">
+                            <a:avLst/>
+                          </a:prstGeom>
+                        </pic:spPr>
+                      </pic:pic>
+                      <pic:pic>
+                        <pic:nvPicPr>
+                          <pic:cNvPr id="3" name="Imagen 3"/>
+                          <pic:cNvPicPr>
+                            <a:picLocks noChangeAspect="1"/>
+                          </pic:cNvPicPr>
+                        </pic:nvPicPr>
+                        <pic:blipFill>
+                          <a:blip r:embed="rId10" cstate="print">
+                            <a:extLst>
+                              <a:ext uri="{28A0092B-C50C-407E-A947-70E740481C1C}">
                                 <ns9:useLocalDpi val="0"/>
-                              </ns5:ext>
-                            </ns5:extLst>
-                          </ns5:blip>
-                          <ns5:stretch>
-                            <ns5:fillRect/>
-                          </ns5:stretch>
-                        </ns7:blipFill>
-                        <ns7:spPr>
-                          <ns5:xfrm>
-                            <ns5:off x="2223821" y="0"/>
-                            <ns5:ext cx="2162175" cy="2744470"/>
-                          </ns5:xfrm>
-                          <ns5:prstGeom prst="rect">
-                            <ns5:avLst/>
-                          </ns5:prstGeom>
-                        </ns7:spPr>
-                      </ns7:pic>
-                      <ns7:pic>
-                        <ns7:nvPicPr>
-                          <ns7:cNvPr id="4" name="Imagen 4"/>
-                          <ns7:cNvPicPr>
-                            <ns5:picLocks noChangeAspect="1"/>
-                          </ns7:cNvPicPr>
-                        </ns7:nvPicPr>
-                        <ns7:blipFill>
-                          <ns5:blip ns8:embed="rId11" cstate="print">
-                            <ns5:extLst>
-                              <ns5:ext uri="{28A0092B-C50C-407E-A947-70E740481C1C}">
+                              </a:ext>
+                            </a:extLst>
+                          </a:blip>
+                          <a:stretch>
+                            <a:fillRect/>
+                          </a:stretch>
+                        </pic:blipFill>
+                        <pic:spPr>
+                          <a:xfrm>
+                            <a:off x="2223821" y="0"/>
+                            <a:ext cx="2162175" cy="2744470"/>
+                          </a:xfrm>
+                          <a:prstGeom prst="rect">
+                            <a:avLst/>
+                          </a:prstGeom>
+                        </pic:spPr>
+                      </pic:pic>
+                      <pic:pic>
+                        <pic:nvPicPr>
+                          <pic:cNvPr id="4" name="Imagen 4"/>
+                          <pic:cNvPicPr>
+                            <a:picLocks noChangeAspect="1"/>
+                          </pic:cNvPicPr>
+                        </pic:nvPicPr>
+                        <pic:blipFill>
+                          <a:blip r:embed="rId11" cstate="print">
+                            <a:extLst>
+                              <a:ext uri="{28A0092B-C50C-407E-A947-70E740481C1C}">
                                 <ns9:useLocalDpi val="0"/>
-                              </ns5:ext>
-                            </ns5:extLst>
-                          </ns5:blip>
-                          <ns5:stretch>
-                            <ns5:fillRect/>
-                          </ns5:stretch>
-                        </ns7:blipFill>
-                        <ns7:spPr>
-                          <ns5:xfrm>
-                            <ns5:off x="4718304" y="14630"/>
-                            <ns5:ext cx="2200275" cy="2309495"/>
-                          </ns5:xfrm>
-                          <ns5:prstGeom prst="rect">
-                            <ns5:avLst/>
-                          </ns5:prstGeom>
-                        </ns7:spPr>
-                      </ns7:pic>
-                      <ns7:pic>
-                        <ns7:nvPicPr>
-                          <ns7:cNvPr id="5" name="Imagen 5"/>
-                          <ns7:cNvPicPr>
-                            <ns5:picLocks noChangeAspect="1"/>
-                          </ns7:cNvPicPr>
-                        </ns7:nvPicPr>
-                        <ns7:blipFill>
-                          <ns5:blip ns8:embed="rId12" cstate="print">
-                            <ns5:extLst>
-                              <ns5:ext uri="{28A0092B-C50C-407E-A947-70E740481C1C}">
+                              </a:ext>
+                            </a:extLst>
+                          </a:blip>
+                          <a:stretch>
+                            <a:fillRect/>
+                          </a:stretch>
+                        </pic:blipFill>
+                        <pic:spPr>
+                          <a:xfrm>
+                            <a:off x="4718304" y="14630"/>
+                            <a:ext cx="2200275" cy="2309495"/>
+                          </a:xfrm>
+                          <a:prstGeom prst="rect">
+                            <a:avLst/>
+                          </a:prstGeom>
+                        </pic:spPr>
+                      </pic:pic>
+                      <pic:pic>
+                        <pic:nvPicPr>
+                          <pic:cNvPr id="5" name="Imagen 5"/>
+                          <pic:cNvPicPr>
+                            <a:picLocks noChangeAspect="1"/>
+                          </pic:cNvPicPr>
+                        </pic:nvPicPr>
+                        <pic:blipFill>
+                          <a:blip r:embed="rId12" cstate="print">
+                            <a:extLst>
+                              <a:ext uri="{28A0092B-C50C-407E-A947-70E740481C1C}">
                                 <ns9:useLocalDpi val="0"/>
-                              </ns5:ext>
-                            </ns5:extLst>
-                          </ns5:blip>
-                          <ns5:stretch>
-                            <ns5:fillRect/>
-                          </ns5:stretch>
-                        </ns7:blipFill>
-                        <ns7:spPr>
-                          <ns5:xfrm>
-                            <ns5:off x="1031443" y="3101645"/>
-                            <ns5:ext cx="2352675" cy="2313305"/>
-                          </ns5:xfrm>
-                          <ns5:prstGeom prst="rect">
-                            <ns5:avLst/>
-                          </ns5:prstGeom>
-                        </ns7:spPr>
-                      </ns7:pic>
-                      <ns7:pic>
-                        <ns7:nvPicPr>
-                          <ns7:cNvPr id="6" name="Imagen 6"/>
-                          <ns7:cNvPicPr>
-                            <ns5:picLocks noChangeAspect="1"/>
-                          </ns7:cNvPicPr>
-                        </ns7:nvPicPr>
-                        <ns7:blipFill>
-                          <ns5:blip ns8:embed="rId13" cstate="print">
-                            <ns5:extLst>
-                              <ns5:ext uri="{28A0092B-C50C-407E-A947-70E740481C1C}">
+                              </a:ext>
+                            </a:extLst>
+                          </a:blip>
+                          <a:stretch>
+                            <a:fillRect/>
+                          </a:stretch>
+                        </pic:blipFill>
+                        <pic:spPr>
+                          <a:xfrm>
+                            <a:off x="1031443" y="3101645"/>
+                            <a:ext cx="2352675" cy="2313305"/>
+                          </a:xfrm>
+                          <a:prstGeom prst="rect">
+                            <a:avLst/>
+                          </a:prstGeom>
+                        </pic:spPr>
+                      </pic:pic>
+                      <pic:pic>
+                        <pic:nvPicPr>
+                          <pic:cNvPr id="6" name="Imagen 6"/>
+                          <pic:cNvPicPr>
+                            <a:picLocks noChangeAspect="1"/>
+                          </pic:cNvPicPr>
+                        </pic:nvPicPr>
+                        <pic:blipFill>
+                          <a:blip r:embed="rId13" cstate="print">
+                            <a:extLst>
+                              <a:ext uri="{28A0092B-C50C-407E-A947-70E740481C1C}">
                                 <ns9:useLocalDpi val="0"/>
-                              </ns5:ext>
-                            </ns5:extLst>
-                          </ns5:blip>
-                          <ns5:stretch>
-                            <ns5:fillRect/>
-                          </ns5:stretch>
-                        </ns7:blipFill>
-                        <ns7:spPr>
-                          <ns5:xfrm>
-                            <ns5:off x="3803904" y="3101645"/>
-                            <ns5:ext cx="1807845" cy="2486025"/>
-                          </ns5:xfrm>
-                          <ns5:prstGeom prst="rect">
-                            <ns5:avLst/>
-                          </ns5:prstGeom>
-                        </ns7:spPr>
-                      </ns7:pic>
+                              </a:ext>
+                            </a:extLst>
+                          </a:blip>
+                          <a:stretch>
+                            <a:fillRect/>
+                          </a:stretch>
+                        </pic:blipFill>
+                        <pic:spPr>
+                          <a:xfrm>
+                            <a:off x="3803904" y="3101645"/>
+                            <a:ext cx="1807845" cy="2486025"/>
+                          </a:xfrm>
+                          <a:prstGeom prst="rect">
+                            <a:avLst/>
+                          </a:prstGeom>
+                        </pic:spPr>
+                      </pic:pic>
                     </ns6:wgp>
-                  </ns5:graphicData>
-                </ns5:graphic>
-              </ns3:anchor>
-            </ns0:drawing>
-          </ns1:Choice>
-          <ns1:Fallback>
-            <ns0:pict>
-              <ns10:group ns2:anchorId="189F6B4F" id="Grupo 1" ns11:spid="_x0000_s1026" style="position:absolute;margin-left:-5.45pt;margin-top:23.7pt;width:544.75pt;height:439.95pt;z-index:251664384" coordsize="69185,55876" ns11:gfxdata="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">
-                <ns10:shapetype id="_x0000_t75" coordsize="21600,21600" ns11:spt="75" ns11:preferrelative="t" path="m@4@5l@4@11@9@11@9@5xe" filled="f" stroked="f">
-                  <ns10:stroke joinstyle="miter"/>
-                  <ns10:formulas>
-                    <ns10:f eqn="if lineDrawn pixelLineWidth 0"/>
-                    <ns10:f eqn="sum @0 1 0"/>
-                    <ns10:f eqn="sum 0 0 @1"/>
-                    <ns10:f eqn="prod @2 1 2"/>
-                    <ns10:f eqn="prod @3 21600 pixelWidth"/>
-                    <ns10:f eqn="prod @3 21600 pixelHeight"/>
-                    <ns10:f eqn="sum @0 0 1"/>
-                    <ns10:f eqn="prod @6 1 2"/>
-                    <ns10:f eqn="prod @7 21600 pixelWidth"/>
-                    <ns10:f eqn="sum @8 21600 0"/>
-                    <ns10:f eqn="prod @7 21600 pixelHeight"/>
-                    <ns10:f eqn="sum @10 21600 0"/>
-                  </ns10:formulas>
-                  <ns10:path ns11:extrusionok="f" gradientshapeok="t" ns11:connecttype="rect"/>
-                  <ns11:lock ns10:ext="edit" aspectratio="t"/>
-                </ns10:shapetype>
-                <ns10:shape id="Imagen 2" ns11:spid="_x0000_s1027" type="#_x0000_t75" style="position:absolute;width:18954;height:25311;visibility:visible;mso-wrap-style:square" ns11:gfxdata="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">
-                  <ns10:imagedata ns8:id="rId14" ns11:title=""/>
-                  <ns10:path arrowok="t"/>
-                </ns10:shape>
-                <ns10:shape id="Imagen 3" ns11:spid="_x0000_s1028" type="#_x0000_t75" style="position:absolute;left:22238;width:21621;height:27444;visibility:visible;mso-wrap-style:square" ns11:gfxdata="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">
-                  <ns10:imagedata ns8:id="rId15" ns11:title=""/>
-                  <ns10:path arrowok="t"/>
-                </ns10:shape>
-                <ns10:shape id="Imagen 4" ns11:spid="_x0000_s1029" type="#_x0000_t75" style="position:absolute;left:47183;top:146;width:22002;height:23095;visibility:visible;mso-wrap-style:square" ns11:gfxdata="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">
-                  <ns10:imagedata ns8:id="rId16" ns11:title=""/>
-                  <ns10:path arrowok="t"/>
-                </ns10:shape>
-                <ns10:shape id="Imagen 5" ns11:spid="_x0000_s1030" type="#_x0000_t75" style="position:absolute;left:10314;top:31016;width:23527;height:23133;visibility:visible;mso-wrap-style:square" ns11:gfxdata="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">
-                  <ns10:imagedata ns8:id="rId17" ns11:title=""/>
-                  <ns10:path arrowok="t"/>
-                </ns10:shape>
-                <ns10:shape id="Imagen 6" ns11:spid="_x0000_s1031" type="#_x0000_t75" style="position:absolute;left:38039;top:31016;width:18078;height:24860;visibility:visible;mso-wrap-style:square" ns11:gfxdata="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">
-                  <ns10:imagedata ns8:id="rId18" ns11:title=""/>
-                  <ns10:path arrowok="t"/>
-                </ns10:shape>
+                  </a:graphicData>
+                </a:graphic>
+              </wp:anchor>
+            </w:drawing>
+          </mc:Choice>
+          <mc:Fallback>
+            <w:pict>
+              <v:group ns2:anchorId="189F6B4F" id="Grupo 1" o:spid="_x0000_s1026" style="position:absolute;margin-left:-5.45pt;margin-top:23.7pt;width:544.75pt;height:439.95pt;z-index:251664384" coordsize="69185,55876" o:gfxdata="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">
+                <v:shapetype id="_x0000_t75" coordsize="21600,21600" o:spt="75" o:preferrelative="t" path="m@4@5l@4@11@9@11@9@5xe" filled="f" stroked="f">
+                  <v:stroke joinstyle="miter"/>
+                  <v:formulas>
+                    <v:f eqn="if lineDrawn pixelLineWidth 0"/>
+                    <v:f eqn="sum @0 1 0"/>
+                    <v:f eqn="sum 0 0 @1"/>
+                    <v:f eqn="prod @2 1 2"/>
+                    <v:f eqn="prod @3 21600 pixelWidth"/>
+                    <v:f eqn="prod @3 21600 pixelHeight"/>
+                    <v:f eqn="sum @0 0 1"/>
+                    <v:f eqn="prod @6 1 2"/>
+                    <v:f eqn="prod @7 21600 pixelWidth"/>
+                    <v:f eqn="sum @8 21600 0"/>
+                    <v:f eqn="prod @7 21600 pixelHeight"/>
+                    <v:f eqn="sum @10 21600 0"/>
+                  </v:formulas>
+                  <v:path o:extrusionok="f" gradientshapeok="t" o:connecttype="rect"/>
+                  <o:lock v:ext="edit" aspectratio="t"/>
+                </v:shapetype>
+                <v:shape id="Imagen 2" o:spid="_x0000_s1027" type="#_x0000_t75" style="position:absolute;width:18954;height:25311;visibility:visible;mso-wrap-style:square" o:gfxdata="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">
+                  <v:imagedata r:id="rId14" o:title=""/>
+                  <v:path arrowok="t"/>
+                </v:shape>
+                <v:shape id="Imagen 3" o:spid="_x0000_s1028" type="#_x0000_t75" style="position:absolute;left:22238;width:21621;height:27444;visibility:visible;mso-wrap-style:square" o:gfxdata="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">
+                  <v:imagedata r:id="rId15" o:title=""/>
+                  <v:path arrowok="t"/>
+                </v:shape>
+                <v:shape id="Imagen 4" o:spid="_x0000_s1029" type="#_x0000_t75" style="position:absolute;left:47183;top:146;width:22002;height:23095;visibility:visible;mso-wrap-style:square" o:gfxdata="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">
+                  <v:imagedata r:id="rId16" o:title=""/>
+                  <v:path arrowok="t"/>
+                </v:shape>
+                <v:shape id="Imagen 5" o:spid="_x0000_s1030" type="#_x0000_t75" style="position:absolute;left:10314;top:31016;width:23527;height:23133;visibility:visible;mso-wrap-style:square" o:gfxdata="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">
+                  <v:imagedata r:id="rId17" o:title=""/>
+                  <v:path arrowok="t"/>
+                </v:shape>
+                <v:shape id="Imagen 6" o:spid="_x0000_s1031" type="#_x0000_t75" style="position:absolute;left:38039;top:31016;width:18078;height:24860;visibility:visible;mso-wrap-style:square" o:gfxdata="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">
+                  <v:imagedata r:id="rId18" o:title=""/>
+                  <v:path arrowok="t"/>
+                </v:shape>
                 <ns12:wrap type="square"/>
-              </ns10:group>
-            </ns0:pict>
-          </ns1:Fallback>
-        </ns1:AlternateContent>
-      </ns0:r>
-      <ns0:r>
-        <ns0:rPr>
-          <ns0:rFonts ns0:ascii="Times New Roman" ns0:hAnsi="Times New Roman" ns0:cs="Times New Roman"/>
-          <ns0:sz ns0:val="24"/>
-          <ns0:szCs ns0:val="24"/>
-        </ns0:rPr>
-        <ns0:t xml:space="preserve">La gráfica de: </ns0:t>
-      </ns0:r>
-      <ns13:oMath>
-        <ns13:r>
-          <ns0:rPr>
-            <ns0:rFonts ns0:ascii="Cambria Math" ns0:hAnsi="Cambria Math" ns0:cs="Times New Roman"/>
-            <ns0:sz ns0:val="24"/>
-            <ns0:szCs ns0:val="24"/>
-          </ns0:rPr>
-          <ns13:t>g</ns13:t>
-        </ns13:r>
-        <ns13:d>
-          <ns13:dPr>
-            <ns13:ctrlPr>
-              <ns0:rPr>
-                <ns0:rFonts ns0:ascii="Cambria Math" ns0:hAnsi="Cambria Math" ns0:cs="Times New Roman"/>
-                <ns0:i/>
-                <ns0:sz ns0:val="24"/>
-                <ns0:szCs ns0:val="24"/>
-              </ns0:rPr>
-            </ns13:ctrlPr>
-          </ns13:dPr>
-          <ns13:e>
-            <ns13:r>
-              <ns0:rPr>
-                <ns0:rFonts ns0:ascii="Cambria Math" ns0:hAnsi="Cambria Math" ns0:cs="Times New Roman"/>
-                <ns0:sz ns0:val="24"/>
-                <ns0:szCs ns0:val="24"/>
-              </ns0:rPr>
-              <ns13:t>x</ns13:t>
-            </ns13:r>
-          </ns13:e>
-        </ns13:d>
-        <ns13:r>
-          <ns0:rPr>
-            <ns0:rFonts ns0:ascii="Cambria Math" ns0:hAnsi="Cambria Math" ns0:cs="Times New Roman"/>
-            <ns0:sz ns0:val="24"/>
-            <ns0:szCs ns0:val="24"/>
-          </ns0:rPr>
-          <ns13:t>=</ns13:t>
-        </ns13:r>
-        <ns13:d>
-          <ns13:dPr>
-            <ns13:begChr ns13:val="|"/>
-            <ns13:endChr ns13:val="|"/>
-            <ns13:ctrlPr>
-              <ns0:rPr>
-                <ns0:rFonts ns0:ascii="Cambria Math" ns0:hAnsi="Cambria Math" ns0:cs="Times New Roman"/>
-                <ns0:i/>
-                <ns0:sz ns0:val="24"/>
-                <ns0:szCs ns0:val="24"/>
-              </ns0:rPr>
-            </ns13:ctrlPr>
-          </ns13:dPr>
-          <ns13:e>
-            <ns13:r>
-              <ns0:rPr>
-                <ns0:rFonts ns0:ascii="Cambria Math" ns0:hAnsi="Cambria Math" ns0:cs="Times New Roman"/>
-                <ns0:sz ns0:val="24"/>
-                <ns0:szCs ns0:val="24"/>
-              </ns0:rPr>
-              <ns13:t>3-4x+</ns13:t>
-            </ns13:r>
-            <ns13:sSup>
-              <ns13:sSupPr>
-                <ns13:ctrlPr>
-                  <ns0:rPr>
-                    <ns0:rFonts ns0:ascii="Cambria Math" ns0:hAnsi="Cambria Math" ns0:cs="Times New Roman"/>
-                    <ns0:i/>
-                    <ns0:sz ns0:val="24"/>
-                    <ns0:szCs ns0:val="24"/>
-                  </ns0:rPr>
-                </ns13:ctrlPr>
-              </ns13:sSupPr>
-              <ns13:e>
-                <ns13:r>
-                  <ns0:rPr>
-                    <ns0:rFonts ns0:ascii="Cambria Math" ns0:hAnsi="Cambria Math" ns0:cs="Times New Roman"/>
-                    <ns0:sz ns0:val="24"/>
-                    <ns0:szCs ns0:val="24"/>
-                  </ns0:rPr>
-                  <ns13:t>x</ns13:t>
-                </ns13:r>
-              </ns13:e>
-              <ns13:sup>
-                <ns13:r>
-                  <ns0:rPr>
-                    <ns0:rFonts ns0:ascii="Cambria Math" ns0:hAnsi="Cambria Math" ns0:cs="Times New Roman"/>
-                    <ns0:sz ns0:val="24"/>
-                    <ns0:szCs ns0:val="24"/>
-                  </ns0:rPr>
-                  <ns13:t>2</ns13:t>
-                </ns13:r>
-              </ns13:sup>
-            </ns13:sSup>
-          </ns13:e>
-        </ns13:d>
-      </ns13:oMath>
-      <ns0:r>
-        <ns0:rPr>
-          <ns0:rFonts ns0:ascii="Times New Roman" ns0:eastAsiaTheme="minorEastAsia" ns0:hAnsi="Times New Roman" ns0:cs="Times New Roman"/>
-          <ns0:sz ns0:val="24"/>
-          <ns0:szCs ns0:val="24"/>
-        </ns0:rPr>
-        <ns0:t>, es aproximadamente:</ns0:t>
-      </ns0:r>
-      <ns0:r>
-        <ns0:rPr>
-          <ns0:rFonts ns0:ascii="Times New Roman" ns0:hAnsi="Times New Roman" ns0:cs="Times New Roman"/>
-          <ns0:sz ns0:val="24"/>
-          <ns0:szCs ns0:val="24"/>
-        </ns0:rPr>
-        <ns0:t xml:space="preserve"> </ns0:t>
-      </ns0:r>
-    </ns0:p>
-    <ns0:p ns2:paraId="158F5640" ns2:textId="77777777">
-      <ns0:pPr>
-        <ns0:pStyle ns0:val="Prrafodelista"/>
-        <ns0:numPr>
-          <ns0:ilvl ns0:val="0"/>
-          <ns0:numId ns0:val="24"/>
-        </ns0:numPr>
-        <ns0:rPr>
-          <ns0:rFonts ns0:ascii="Times New Roman" ns0:hAnsi="Times New Roman" ns0:cs="Times New Roman"/>
-          <ns0:sz ns0:val="24"/>
-          <ns0:szCs ns0:val="24"/>
-          <ns0:highlight ns0:val="yellow"/>
-        </ns0:rPr>
-      </ns0:pPr>
-      <ns0:r>
-        <ns0:rPr>
-          <ns0:rFonts ns0:ascii="Times New Roman" ns0:hAnsi="Times New Roman" ns0:cs="Times New Roman"/>
-          <ns0:sz ns0:val="24"/>
-          <ns0:szCs ns0:val="24"/>
-          <ns0:highlight ns0:val="yellow"/>
-        </ns0:rPr>
-        <ns0:t>I</ns0:t>
-      </ns0:r>
-    </ns0:p>
-    <ns0:p ns2:paraId="36EC874E" ns2:textId="77777777">
-      <ns0:pPr>
-        <ns0:pStyle ns0:val="Prrafodelista"/>
-        <ns0:numPr>
-          <ns0:ilvl ns0:val="0"/>
-          <ns0:numId ns0:val="24"/>
-        </ns0:numPr>
-        <ns0:rPr>
-          <ns0:rFonts ns0:ascii="Times New Roman" ns0:hAnsi="Times New Roman" ns0:cs="Times New Roman"/>
-          <ns0:sz ns0:val="24"/>
-          <ns0:szCs ns0:val="24"/>
-        </ns0:rPr>
-      </ns0:pPr>
-      <ns0:r>
-        <ns0:rPr>
-          <ns0:rFonts ns0:ascii="Times New Roman" ns0:hAnsi="Times New Roman" ns0:cs="Times New Roman"/>
-          <ns0:sz ns0:val="24"/>
-          <ns0:szCs ns0:val="24"/>
-        </ns0:rPr>
-        <ns0:t>IV</ns0:t>
-      </ns0:r>
-    </ns0:p>
-    <ns0:p ns2:paraId="2B0F7BB3" ns2:textId="77777777">
-      <ns0:pPr>
-        <ns0:pStyle ns0:val="Prrafodelista"/>
-        <ns0:numPr>
-          <ns0:ilvl ns0:val="0"/>
-          <ns0:numId ns0:val="24"/>
-        </ns0:numPr>
-        <ns0:rPr>
-          <ns0:rFonts ns0:ascii="Times New Roman" ns0:hAnsi="Times New Roman" ns0:cs="Times New Roman"/>
-          <ns0:sz ns0:val="24"/>
-          <ns0:szCs ns0:val="24"/>
-        </ns0:rPr>
-      </ns0:pPr>
-      <ns0:r>
-        <ns0:rPr>
-          <ns0:rFonts ns0:ascii="Times New Roman" ns0:hAnsi="Times New Roman" ns0:cs="Times New Roman"/>
-          <ns0:sz ns0:val="24"/>
-          <ns0:szCs ns0:val="24"/>
-        </ns0:rPr>
-        <ns0:t>III</ns0:t>
-      </ns0:r>
-    </ns0:p>
-    <ns0:p ns2:paraId="0C095CFE" ns2:textId="77777777">
-      <ns0:pPr>
-        <ns0:pStyle ns0:val="Prrafodelista"/>
-        <ns0:numPr>
-          <ns0:ilvl ns0:val="0"/>
-          <ns0:numId ns0:val="24"/>
-        </ns0:numPr>
-        <ns0:rPr>
-          <ns0:rFonts ns0:ascii="Times New Roman" ns0:hAnsi="Times New Roman" ns0:cs="Times New Roman"/>
-          <ns0:sz ns0:val="24"/>
-          <ns0:szCs ns0:val="24"/>
-        </ns0:rPr>
-      </ns0:pPr>
-      <ns0:r>
-        <ns0:rPr>
-          <ns0:rFonts ns0:ascii="Times New Roman" ns0:hAnsi="Times New Roman" ns0:cs="Times New Roman"/>
-          <ns0:sz ns0:val="24"/>
-          <ns0:szCs ns0:val="24"/>
-        </ns0:rPr>
-        <ns0:t>V</ns0:t>
-      </ns0:r>
-    </ns0:p>
-    <ns0:p ns2:paraId="5E414361" ns2:textId="77777777">
-      <ns0:pPr>
-        <ns0:pStyle ns0:val="Prrafodelista"/>
-        <ns0:numPr>
-          <ns0:ilvl ns0:val="0"/>
-          <ns0:numId ns0:val="24"/>
-        </ns0:numPr>
-        <ns0:rPr>
-          <ns0:rFonts ns0:ascii="Times New Roman" ns0:hAnsi="Times New Roman" ns0:cs="Times New Roman"/>
-          <ns0:sz ns0:val="24"/>
-          <ns0:szCs ns0:val="24"/>
-        </ns0:rPr>
-      </ns0:pPr>
-      <ns0:r>
-        <ns0:rPr>
-          <ns0:rFonts ns0:ascii="Times New Roman" ns0:hAnsi="Times New Roman" ns0:cs="Times New Roman"/>
-          <ns0:sz ns0:val="24"/>
-          <ns0:szCs ns0:val="24"/>
-        </ns0:rPr>
-        <ns0:t>II</ns0:t>
-      </ns0:r>
-    </ns0:p>
-    <ns0:p ns2:paraId="08C2C88B" ns2:textId="77777777">
-      <ns0:pPr>
-        <ns0:pStyle ns0:val="Prrafodelista"/>
-        <ns0:ind ns0:left="1080"/>
-        <ns0:rPr>
-          <ns0:rFonts ns0:ascii="Times New Roman" ns0:hAnsi="Times New Roman" ns0:cs="Times New Roman"/>
-          <ns0:sz ns0:val="24"/>
-          <ns0:szCs ns0:val="24"/>
-        </ns0:rPr>
-      </ns0:pPr>
-    </ns0:p>
-    <ns0:p/>
-    <ns0:sectPr ns0:rsidR="006C372E" ns0:rsidRPr="00751676" ns0:rsidSect="00544F5E">
-      <ns0:headerReference ns0:type="default" ns8:id="rId19"/>
-      <ns0:footerReference ns0:type="default" ns8:id="rId20"/>
-      <ns0:pgSz ns0:w="12242" ns0:h="18722"/>
-      <ns0:pgMar ns0:top="1134" ns0:right="1134" ns0:bottom="1134" ns0:left="1134" ns0:header="709" ns0:footer="709" ns0:gutter="0"/>
-      <ns0:cols ns0:space="708"/>
-      <ns0:docGrid ns0:linePitch="360"/>
-    </ns0:sectPr>
-  </ns0:body>
-</ns0:document>
+              </v:group>
+            </w:pict>
+          </mc:Fallback>
+        </mc:AlternateContent>
+      </w:r>
+      <w:r>
+        <w:rPr>
+          <w:rFonts w:ascii="Times New Roman" w:hAnsi="Times New Roman" w:cs="Times New Roman"/>
+          <w:sz w:val="24"/>
+          <w:szCs w:val="24"/>
+        </w:rPr>
+        <w:t xml:space="preserve">La gráfica de: </w:t>
+      </w:r>
+      <m:oMath>
+        <m:r>
+          <w:rPr>
+            <w:rFonts w:ascii="Cambria Math" w:hAnsi="Cambria Math" w:cs="Times New Roman"/>
+            <w:sz w:val="24"/>
+            <w:szCs w:val="24"/>
+          </w:rPr>
+          <m:t>g</m:t>
+        </m:r>
+        <m:d>
+          <m:dPr>
+            <m:ctrlPr>
+              <w:rPr>
+                <w:rFonts w:ascii="Cambria Math" w:hAnsi="Cambria Math" w:cs="Times New Roman"/>
+                <w:i/>
+                <w:sz w:val="24"/>
+                <w:szCs w:val="24"/>
+              </w:rPr>
+            </m:ctrlPr>
+          </m:dPr>
+          <m:e>
+            <m:r>
+              <w:rPr>
+                <w:rFonts w:ascii="Cambria Math" w:hAnsi="Cambria Math" w:cs="Times New Roman"/>
+                <w:sz w:val="24"/>
+                <w:szCs w:val="24"/>
+              </w:rPr>
+              <m:t>x</m:t>
+            </m:r>
+          </m:e>
+        </m:d>
+        <m:r>
+          <w:rPr>
+            <w:rFonts w:ascii="Cambria Math" w:hAnsi="Cambria Math" w:cs="Times New Roman"/>
+            <w:sz w:val="24"/>
+            <w:szCs w:val="24"/>
+          </w:rPr>
+          <m:t>=</m:t>
+        </m:r>
+        <m:d>
+          <m:dPr>
+            <m:begChr m:val="|"/>
+            <m:endChr m:val="|"/>
+            <m:ctrlPr>
+              <w:rPr>
+                <w:rFonts w:ascii="Cambria Math" w:hAnsi="Cambria Math" w:cs="Times New Roman"/>
+                <w:i/>
+                <w:sz w:val="24"/>
+                <w:szCs w:val="24"/>
+              </w:rPr>
+            </m:ctrlPr>
+          </m:dPr>
+          <m:e>
+            <m:r>
+              <w:rPr>
+                <w:rFonts w:ascii="Cambria Math" w:hAnsi="Cambria Math" w:cs="Times New Roman"/>
+                <w:sz w:val="24"/>
+                <w:szCs w:val="24"/>
+              </w:rPr>
+              <m:t>3-4x+</m:t>
+            </m:r>
+            <m:sSup>
+              <m:sSupPr>
+                <m:ctrlPr>
+                  <w:rPr>
+                    <w:rFonts w:ascii="Cambria Math" w:hAnsi="Cambria Math" w:cs="Times New Roman"/>
+                    <w:i/>
+                    <w:sz w:val="24"/>
+                    <w:szCs w:val="24"/>
+                  </w:rPr>
+                </m:ctrlPr>
+              </m:sSupPr>
+              <m:e>
+                <m:r>
+                  <w:rPr>
+                    <w:rFonts w:ascii="Cambria Math" w:hAnsi="Cambria Math" w:cs="Times New Roman"/>
+                    <w:sz w:val="24"/>
+                    <w:szCs w:val="24"/>
+                  </w:rPr>
+                  <m:t>x</m:t>
+                </m:r>
+              </m:e>
+              <m:sup>
+                <m:r>
+                  <w:rPr>
+                    <w:rFonts w:ascii="Cambria Math" w:hAnsi="Cambria Math" w:cs="Times New Roman"/>
+                    <w:sz w:val="24"/>
+                    <w:szCs w:val="24"/>
+                  </w:rPr>
+                  <m:t>2</m:t>
+                </m:r>
+              </m:sup>
+            </m:sSup>
+          </m:e>
+        </m:d>
+      </m:oMath>
+      <w:r>
+        <w:rPr>
+          <w:rFonts w:ascii="Times New Roman" w:eastAsiaTheme="minorEastAsia" w:hAnsi="Times New Roman" w:cs="Times New Roman"/>
+          <w:sz w:val="24"/>
+          <w:szCs w:val="24"/>
+        </w:rPr>
+        <w:t>, es aproximadamente:</w:t>
+      </w:r>
+      <w:r>
+        <w:rPr>
+          <w:rFonts w:ascii="Times New Roman" w:hAnsi="Times New Roman" w:cs="Times New Roman"/>
+          <w:sz w:val="24"/>
+          <w:szCs w:val="24"/>
+        </w:rPr>
+        <w:t xml:space="preserve"> </w:t>
+      </w:r>
+    </w:p>
+    <w:p ns2:paraId="158F5640" ns2:textId="77777777">
+      <w:pPr>
+        <w:pStyle w:val="Prrafodelista"/>
+        <w:numPr>
+          <w:ilvl w:val="0"/>
+          <w:numId w:val="24"/>
+        </w:numPr>
+        <w:rPr>
+          <w:rFonts w:ascii="Times New Roman" w:hAnsi="Times New Roman" w:cs="Times New Roman"/>
+          <w:sz w:val="24"/>
+          <w:szCs w:val="24"/>
+          <w:highlight w:val="yellow"/>
+        </w:rPr>
+      </w:pPr>
+      <w:r>
+        <w:rPr>
+          <w:rFonts w:ascii="Times New Roman" w:hAnsi="Times New Roman" w:cs="Times New Roman"/>
+          <w:sz w:val="24"/>
+          <w:szCs w:val="24"/>
+          <w:highlight w:val="yellow"/>
+        </w:rPr>
+        <w:t>I</w:t>
+      </w:r>
+    </w:p>
+    <w:p ns2:paraId="36EC874E" ns2:textId="77777777">
+      <w:pPr>
+        <w:pStyle w:val="Prrafodelista"/>
+        <w:numPr>
+          <w:ilvl w:val="0"/>
+          <w:numId w:val="24"/>
+        </w:numPr>
+        <w:rPr>
+          <w:rFonts w:ascii="Times New Roman" w:hAnsi="Times New Roman" w:cs="Times New Roman"/>
+          <w:sz w:val="24"/>
+          <w:szCs w:val="24"/>
+        </w:rPr>
+      </w:pPr>
+      <w:r>
+        <w:rPr>
+          <w:rFonts w:ascii="Times New Roman" w:hAnsi="Times New Roman" w:cs="Times New Roman"/>
+          <w:sz w:val="24"/>
+          <w:szCs w:val="24"/>
+        </w:rPr>
+        <w:t>IV</w:t>
+      </w:r>
+    </w:p>
+    <w:p ns2:paraId="2B0F7BB3" ns2:textId="77777777">
+      <w:pPr>
+        <w:pStyle w:val="Prrafodelista"/>
+        <w:numPr>
+          <w:ilvl w:val="0"/>
+          <w:numId w:val="24"/>
+        </w:numPr>
+        <w:rPr>
+          <w:rFonts w:ascii="Times New Roman" w:hAnsi="Times New Roman" w:cs="Times New Roman"/>
+          <w:sz w:val="24"/>
+          <w:szCs w:val="24"/>
+        </w:rPr>
+      </w:pPr>
+      <w:r>
+        <w:rPr>
+          <w:rFonts w:ascii="Times New Roman" w:hAnsi="Times New Roman" w:cs="Times New Roman"/>
+          <w:sz w:val="24"/>
+          <w:szCs w:val="24"/>
+        </w:rPr>
+        <w:t>III</w:t>
+      </w:r>
+    </w:p>
+    <w:p ns2:paraId="0C095CFE" ns2:textId="77777777">
+      <w:pPr>
+        <w:pStyle w:val="Prrafodelista"/>
+        <w:numPr>
+          <w:ilvl w:val="0"/>
+          <w:numId w:val="24"/>
+        </w:numPr>
+        <w:rPr>
+          <w:rFonts w:ascii="Times New Roman" w:hAnsi="Times New Roman" w:cs="Times New Roman"/>
+          <w:sz w:val="24"/>
+          <w:szCs w:val="24"/>
+        </w:rPr>
+      </w:pPr>
+      <w:r>
+        <w:rPr>
+          <w:rFonts w:ascii="Times New Roman" w:hAnsi="Times New Roman" w:cs="Times New Roman"/>
+          <w:sz w:val="24"/>
+          <w:szCs w:val="24"/>
+        </w:rPr>
+        <w:t>V</w:t>
+      </w:r>
+    </w:p>
+    <w:p ns2:paraId="5E414361" ns2:textId="77777777">
+      <w:pPr>
+        <w:pStyle w:val="Prrafodelista"/>
+        <w:numPr>
+          <w:ilvl w:val="0"/>
+          <w:numId w:val="24"/>
+        </w:numPr>
+        <w:rPr>
+          <w:rFonts w:ascii="Times New Roman" w:hAnsi="Times New Roman" w:cs="Times New Roman"/>
+          <w:sz w:val="24"/>
+          <w:szCs w:val="24"/>
+        </w:rPr>
+      </w:pPr>
+      <w:r>
+        <w:rPr>
+          <w:rFonts w:ascii="Times New Roman" w:hAnsi="Times New Roman" w:cs="Times New Roman"/>
+          <w:sz w:val="24"/>
+          <w:szCs w:val="24"/>
+        </w:rPr>
+        <w:t>II</w:t>
+      </w:r>
+    </w:p>
+    <w:p ns2:paraId="08C2C88B" ns2:textId="77777777">
+      <w:pPr>
+        <w:pStyle w:val="Prrafodelista"/>
+        <w:ind w:left="1080"/>
+        <w:rPr>
+          <w:rFonts w:ascii="Times New Roman" w:hAnsi="Times New Roman" w:cs="Times New Roman"/>
+          <w:sz w:val="24"/>
+          <w:szCs w:val="24"/>
+        </w:rPr>
+      </w:pPr>
+    </w:p>
+    <w:p/>
+    <w:sectPr>
+      <w:headerReference w:type="default" r:id="rId19"/>
+      <w:footerReference w:type="default" r:id="rId20"/>
+      <w:pgSz w:w="12242" w:h="18722"/>
+      <w:pgMar w:top="1134" w:right="1134" w:bottom="1134" w:left="1134" w:header="709" w:footer="709" w:gutter="0"/>
+      <w:cols w:space="708"/>
+      <w:docGrid w:linePitch="360"/>
+    </w:sectPr>
+  </w:body>
+</w:document>
 </file>
 
 <file path=word/endnotes.xml><?xml version="1.0" encoding="utf-8"?>
